--- a/examples/classification/doc/02_skcla_nb.docx
+++ b/examples/classification/doc/02_skcla_nb.docx
@@ -59,6 +59,45 @@
       </w:pPr>
       <w:r>
         <w:rPr>
+          <w:rStyle w:val="FunctionTok"/>
+        </w:rPr>
+        <w:t xml:space="preserve">source</w:t>
+      </w:r>
+      <w:r>
+        <w:rPr>
+          <w:rStyle w:val="NormalTok"/>
+        </w:rPr>
+        <w:t xml:space="preserve">(</w:t>
+      </w:r>
+      <w:r>
+        <w:rPr>
+          <w:rStyle w:val="FunctionTok"/>
+        </w:rPr>
+        <w:t xml:space="preserve">url</w:t>
+      </w:r>
+      <w:r>
+        <w:rPr>
+          <w:rStyle w:val="NormalTok"/>
+        </w:rPr>
+        <w:t xml:space="preserve">(</w:t>
+      </w:r>
+      <w:r>
+        <w:rPr>
+          <w:rStyle w:val="StringTok"/>
+        </w:rPr>
+        <w:t xml:space="preserve">"https://raw.githubusercontent.com/cefet-rj-dal/daltoolboxdp/main/examples/seed.R"</w:t>
+      </w:r>
+      <w:r>
+        <w:rPr>
+          <w:rStyle w:val="NormalTok"/>
+        </w:rPr>
+        <w:t xml:space="preserve">))</w:t>
+      </w:r>
+      <w:r>
+        <w:br/>
+      </w:r>
+      <w:r>
+        <w:rPr>
           <w:rStyle w:val="CommentTok"/>
         </w:rPr>
         <w:t xml:space="preserve"># Installation (if needed)</w:t>
@@ -569,6 +608,21 @@
           <w:rStyle w:val="NormalTok"/>
         </w:rPr>
         <w:t xml:space="preserve">, slevels)</w:t>
+      </w:r>
+      <w:r>
+        <w:br/>
+      </w:r>
+      <w:r>
+        <w:rPr>
+          <w:rStyle w:val="FunctionTok"/>
+        </w:rPr>
+        <w:t xml:space="preserve">set_example_seed</w:t>
+      </w:r>
+      <w:r>
+        <w:rPr>
+          <w:rStyle w:val="NormalTok"/>
+        </w:rPr>
+        <w:t xml:space="preserve">()</w:t>
       </w:r>
       <w:r>
         <w:br/>

--- a/examples/classification/doc/02_skcla_nb.docx
+++ b/examples/classification/doc/02_skcla_nb.docx
@@ -30,7 +30,7 @@
         <w:t xml:space="preserve"> </w:t>
       </w:r>
       <w:r>
-        <w:t xml:space="preserve">Workflow: split train/test, train, predict, and evaluate.</w:t>
+        <w:t xml:space="preserve">Workflow: split train/test, train, predict class scores, and evaluate.</w:t>
       </w:r>
     </w:p>
     <w:p>
@@ -694,109 +694,16 @@
         <w:br/>
       </w:r>
       <w:r>
-        <w:br/>
-      </w:r>
-      <w:r>
-        <w:rPr>
-          <w:rStyle w:val="NormalTok"/>
-        </w:rPr>
-        <w:t xml:space="preserve">iris_train_predictand </w:t>
-      </w:r>
-      <w:r>
-        <w:rPr>
-          <w:rStyle w:val="OtherTok"/>
-        </w:rPr>
-        <w:t xml:space="preserve">&lt;-</w:t>
-      </w:r>
-      <w:r>
-        <w:rPr>
-          <w:rStyle w:val="NormalTok"/>
-        </w:rPr>
-        <w:t xml:space="preserve"> </w:t>
-      </w:r>
-      <w:r>
         <w:rPr>
           <w:rStyle w:val="FunctionTok"/>
         </w:rPr>
-        <w:t xml:space="preserve">adjust_class_label</w:t>
-      </w:r>
-      <w:r>
-        <w:rPr>
-          <w:rStyle w:val="NormalTok"/>
-        </w:rPr>
-        <w:t xml:space="preserve">(iris_train[, </w:t>
-      </w:r>
-      <w:r>
-        <w:rPr>
-          <w:rStyle w:val="StringTok"/>
-        </w:rPr>
-        <w:t xml:space="preserve">"Species"</w:t>
-      </w:r>
-      <w:r>
-        <w:rPr>
-          <w:rStyle w:val="NormalTok"/>
-        </w:rPr>
-        <w:t xml:space="preserve">])</w:t>
-      </w:r>
-      <w:r>
-        <w:br/>
-      </w:r>
-      <w:r>
-        <w:rPr>
-          <w:rStyle w:val="NormalTok"/>
-        </w:rPr>
-        <w:t xml:space="preserve">train_eval </w:t>
-      </w:r>
-      <w:r>
-        <w:rPr>
-          <w:rStyle w:val="OtherTok"/>
-        </w:rPr>
-        <w:t xml:space="preserve">&lt;-</w:t>
-      </w:r>
-      <w:r>
-        <w:rPr>
-          <w:rStyle w:val="NormalTok"/>
-        </w:rPr>
-        <w:t xml:space="preserve"> </w:t>
-      </w:r>
-      <w:r>
-        <w:rPr>
-          <w:rStyle w:val="FunctionTok"/>
-        </w:rPr>
-        <w:t xml:space="preserve">evaluate</w:t>
-      </w:r>
-      <w:r>
-        <w:rPr>
-          <w:rStyle w:val="NormalTok"/>
-        </w:rPr>
-        <w:t xml:space="preserve">(model, iris_train_predictand, train_prediction)</w:t>
-      </w:r>
-      <w:r>
-        <w:br/>
-      </w:r>
-      <w:r>
-        <w:rPr>
-          <w:rStyle w:val="FunctionTok"/>
-        </w:rPr>
-        <w:t xml:space="preserve">print</w:t>
-      </w:r>
-      <w:r>
-        <w:rPr>
-          <w:rStyle w:val="NormalTok"/>
-        </w:rPr>
-        <w:t xml:space="preserve">(train_eval</w:t>
-      </w:r>
-      <w:r>
-        <w:rPr>
-          <w:rStyle w:val="SpecialCharTok"/>
-        </w:rPr>
-        <w:t xml:space="preserve">$</w:t>
-      </w:r>
-      <w:r>
-        <w:rPr>
-          <w:rStyle w:val="NormalTok"/>
-        </w:rPr>
-        <w:t xml:space="preserve">metrics)</w:t>
+        <w:t xml:space="preserve">head</w:t>
+      </w:r>
+      <w:r>
+        <w:rPr>
+          <w:rStyle w:val="NormalTok"/>
+        </w:rPr>
+        <w:t xml:space="preserve">(train_prediction)</w:t>
       </w:r>
     </w:p>
     <w:p>
@@ -807,7 +714,7 @@
         <w:rPr>
           <w:rStyle w:val="VerbatimChar"/>
         </w:rPr>
-        <w:t xml:space="preserve">##    accuracy TP TN FP FN precision recall sensitivity specificity f1</w:t>
+        <w:t xml:space="preserve">##          setosa   versicolor    virginica</w:t>
       </w:r>
       <w:r>
         <w:br/>
@@ -816,7 +723,52 @@
         <w:rPr>
           <w:rStyle w:val="VerbatimChar"/>
         </w:rPr>
-        <w:t xml:space="preserve">## 1 0.9583333 39 81  0  0         1      1           1           1  1</w:t>
+        <w:t xml:space="preserve">## 1  1.839907e-54 9.999902e-01 9.845615e-06</w:t>
+      </w:r>
+      <w:r>
+        <w:br/>
+      </w:r>
+      <w:r>
+        <w:rPr>
+          <w:rStyle w:val="VerbatimChar"/>
+        </w:rPr>
+        <w:t xml:space="preserve">## 2 3.388899e-169 1.736455e-05 9.999826e-01</w:t>
+      </w:r>
+      <w:r>
+        <w:br/>
+      </w:r>
+      <w:r>
+        <w:rPr>
+          <w:rStyle w:val="VerbatimChar"/>
+        </w:rPr>
+        <w:t xml:space="preserve">## 3  1.000000e+00 6.966668e-19 2.133782e-27</w:t>
+      </w:r>
+      <w:r>
+        <w:br/>
+      </w:r>
+      <w:r>
+        <w:rPr>
+          <w:rStyle w:val="VerbatimChar"/>
+        </w:rPr>
+        <w:t xml:space="preserve">## 4  1.000000e+00 6.808172e-20 1.595997e-28</w:t>
+      </w:r>
+      <w:r>
+        <w:br/>
+      </w:r>
+      <w:r>
+        <w:rPr>
+          <w:rStyle w:val="VerbatimChar"/>
+        </w:rPr>
+        <w:t xml:space="preserve">## 5  5.230229e-94 8.598383e-01 1.401617e-01</w:t>
+      </w:r>
+      <w:r>
+        <w:br/>
+      </w:r>
+      <w:r>
+        <w:rPr>
+          <w:rStyle w:val="VerbatimChar"/>
+        </w:rPr>
+        <w:t xml:space="preserve">## 6  2.602904e-84 9.951269e-01 4.873098e-03</w:t>
       </w:r>
     </w:p>
     <w:p>
@@ -827,6 +779,100 @@
         <w:rPr>
           <w:rStyle w:val="NormalTok"/>
         </w:rPr>
+        <w:t xml:space="preserve">train_eval </w:t>
+      </w:r>
+      <w:r>
+        <w:rPr>
+          <w:rStyle w:val="OtherTok"/>
+        </w:rPr>
+        <w:t xml:space="preserve">&lt;-</w:t>
+      </w:r>
+      <w:r>
+        <w:rPr>
+          <w:rStyle w:val="NormalTok"/>
+        </w:rPr>
+        <w:t xml:space="preserve"> </w:t>
+      </w:r>
+      <w:r>
+        <w:rPr>
+          <w:rStyle w:val="FunctionTok"/>
+        </w:rPr>
+        <w:t xml:space="preserve">evaluate</w:t>
+      </w:r>
+      <w:r>
+        <w:rPr>
+          <w:rStyle w:val="NormalTok"/>
+        </w:rPr>
+        <w:t xml:space="preserve">(model, iris_train[, </w:t>
+      </w:r>
+      <w:r>
+        <w:rPr>
+          <w:rStyle w:val="StringTok"/>
+        </w:rPr>
+        <w:t xml:space="preserve">"Species"</w:t>
+      </w:r>
+      <w:r>
+        <w:rPr>
+          <w:rStyle w:val="NormalTok"/>
+        </w:rPr>
+        <w:t xml:space="preserve">], train_prediction)</w:t>
+      </w:r>
+      <w:r>
+        <w:br/>
+      </w:r>
+      <w:r>
+        <w:rPr>
+          <w:rStyle w:val="FunctionTok"/>
+        </w:rPr>
+        <w:t xml:space="preserve">print</w:t>
+      </w:r>
+      <w:r>
+        <w:rPr>
+          <w:rStyle w:val="NormalTok"/>
+        </w:rPr>
+        <w:t xml:space="preserve">(train_eval</w:t>
+      </w:r>
+      <w:r>
+        <w:rPr>
+          <w:rStyle w:val="SpecialCharTok"/>
+        </w:rPr>
+        <w:t xml:space="preserve">$</w:t>
+      </w:r>
+      <w:r>
+        <w:rPr>
+          <w:rStyle w:val="NormalTok"/>
+        </w:rPr>
+        <w:t xml:space="preserve">metrics)</w:t>
+      </w:r>
+    </w:p>
+    <w:p>
+      <w:pPr>
+        <w:pStyle w:val="SourceCode"/>
+      </w:pPr>
+      <w:r>
+        <w:rPr>
+          <w:rStyle w:val="VerbatimChar"/>
+        </w:rPr>
+        <w:t xml:space="preserve">##    accuracy TP TN FP FN precision recall sensitivity specificity f1</w:t>
+      </w:r>
+      <w:r>
+        <w:br/>
+      </w:r>
+      <w:r>
+        <w:rPr>
+          <w:rStyle w:val="VerbatimChar"/>
+        </w:rPr>
+        <w:t xml:space="preserve">## 1 0.9583333 39 81  0  0         1      1           1           1  1</w:t>
+      </w:r>
+    </w:p>
+    <w:p>
+      <w:pPr>
+        <w:pStyle w:val="SourceCode"/>
+      </w:pPr>
+      <w:r>
+        <w:rPr>
+          <w:rStyle w:val="NormalTok"/>
+        </w:rPr>
         <w:t xml:space="preserve">iris_test</w:t>
       </w:r>
       <w:r>
@@ -995,7 +1041,7 @@
         <w:rPr>
           <w:rStyle w:val="NormalTok"/>
         </w:rPr>
-        <w:t xml:space="preserve">iris_test_predictand </w:t>
+        <w:t xml:space="preserve">test_eval </w:t>
       </w:r>
       <w:r>
         <w:rPr>
@@ -1013,13 +1059,13 @@
         <w:rPr>
           <w:rStyle w:val="FunctionTok"/>
         </w:rPr>
-        <w:t xml:space="preserve">adjust_class_label</w:t>
-      </w:r>
-      <w:r>
-        <w:rPr>
-          <w:rStyle w:val="NormalTok"/>
-        </w:rPr>
-        <w:t xml:space="preserve">(iris_test[, </w:t>
+        <w:t xml:space="preserve">evaluate</w:t>
+      </w:r>
+      <w:r>
+        <w:rPr>
+          <w:rStyle w:val="NormalTok"/>
+        </w:rPr>
+        <w:t xml:space="preserve">(model, iris_test[, </w:t>
       </w:r>
       <w:r>
         <w:rPr>
@@ -1031,40 +1077,7 @@
         <w:rPr>
           <w:rStyle w:val="NormalTok"/>
         </w:rPr>
-        <w:t xml:space="preserve">])</w:t>
-      </w:r>
-      <w:r>
-        <w:br/>
-      </w:r>
-      <w:r>
-        <w:rPr>
-          <w:rStyle w:val="NormalTok"/>
-        </w:rPr>
-        <w:t xml:space="preserve">test_eval </w:t>
-      </w:r>
-      <w:r>
-        <w:rPr>
-          <w:rStyle w:val="OtherTok"/>
-        </w:rPr>
-        <w:t xml:space="preserve">&lt;-</w:t>
-      </w:r>
-      <w:r>
-        <w:rPr>
-          <w:rStyle w:val="NormalTok"/>
-        </w:rPr>
-        <w:t xml:space="preserve"> </w:t>
-      </w:r>
-      <w:r>
-        <w:rPr>
-          <w:rStyle w:val="FunctionTok"/>
-        </w:rPr>
-        <w:t xml:space="preserve">evaluate</w:t>
-      </w:r>
-      <w:r>
-        <w:rPr>
-          <w:rStyle w:val="NormalTok"/>
-        </w:rPr>
-        <w:t xml:space="preserve">(model, iris_test_predictand, test_prediction)</w:t>
+        <w:t xml:space="preserve">], test_prediction)</w:t>
       </w:r>
       <w:r>
         <w:br/>
